--- a/2 курс/3 семестр/СиАОД/сиаод_практика6.2.docx
+++ b/2 курс/3 семестр/СиАОД/сиаод_практика6.2.docx
@@ -388,7 +388,27 @@
           <w:sz w:val="24"/>
           <w:lang w:eastAsia="ru-RU"/>
         </w:rPr>
-        <w:t>информационных технологий (МОиСИТ)</w:t>
+        <w:t>информационных технологий (</w:t>
+      </w:r>
+      <w:proofErr w:type="spellStart"/>
+      <w:r>
+        <w:rPr>
+          <w:rFonts w:eastAsia="Times New Roman" w:cs="Times New Roman"/>
+          <w:color w:val="000000"/>
+          <w:sz w:val="24"/>
+          <w:lang w:eastAsia="ru-RU"/>
+        </w:rPr>
+        <w:t>МОиСИТ</w:t>
+      </w:r>
+      <w:proofErr w:type="spellEnd"/>
+      <w:r>
+        <w:rPr>
+          <w:rFonts w:eastAsia="Times New Roman" w:cs="Times New Roman"/>
+          <w:color w:val="000000"/>
+          <w:sz w:val="24"/>
+          <w:lang w:eastAsia="ru-RU"/>
+        </w:rPr>
+        <w:t>)</w:t>
       </w:r>
     </w:p>
     <w:p>
@@ -1134,7 +1154,21 @@
         <w:rPr>
           <w:lang w:eastAsia="ru-RU"/>
         </w:rPr>
-        <w:t>Слово while больше всех остальных и всплывает в конец за 9 обменов. Получается</w:t>
+        <w:t xml:space="preserve">Слово </w:t>
+      </w:r>
+      <w:proofErr w:type="spellStart"/>
+      <w:r>
+        <w:rPr>
+          <w:lang w:eastAsia="ru-RU"/>
+        </w:rPr>
+        <w:t>while</w:t>
+      </w:r>
+      <w:proofErr w:type="spellEnd"/>
+      <w:r>
+        <w:rPr>
+          <w:lang w:eastAsia="ru-RU"/>
+        </w:rPr>
+        <w:t xml:space="preserve"> больше всех остальных и всплывает в конец за 9 обменов. Получается</w:t>
       </w:r>
       <w:r>
         <w:rPr>
@@ -1303,8 +1337,13 @@
             <w:pPr>
               <w:pStyle w:val="ac"/>
             </w:pPr>
-            <w:r>
-              <w:t>bubbleSort(a, n)</w:t>
+            <w:proofErr w:type="spellStart"/>
+            <w:r>
+              <w:t>bubbleSort</w:t>
+            </w:r>
+            <w:proofErr w:type="spellEnd"/>
+            <w:r>
+              <w:t>(a, n)</w:t>
             </w:r>
           </w:p>
         </w:tc>
@@ -1691,7 +1730,21 @@
         <w:rPr>
           <w:lang w:eastAsia="ru-RU"/>
         </w:rPr>
-        <w:t>Для тестов 2-5 меняются массив w и число n в main.</w:t>
+        <w:t xml:space="preserve">Для тестов 2-5 меняются массив w и число n в </w:t>
+      </w:r>
+      <w:proofErr w:type="spellStart"/>
+      <w:r>
+        <w:rPr>
+          <w:lang w:eastAsia="ru-RU"/>
+        </w:rPr>
+        <w:t>main</w:t>
+      </w:r>
+      <w:proofErr w:type="spellEnd"/>
+      <w:r>
+        <w:rPr>
+          <w:lang w:eastAsia="ru-RU"/>
+        </w:rPr>
+        <w:t>.</w:t>
       </w:r>
     </w:p>
     <w:tbl>
@@ -1963,7 +2016,15 @@
               <w:pStyle w:val="ac"/>
             </w:pPr>
             <w:r>
-              <w:t>Один элемент (int), n = 1</w:t>
+              <w:t>Один элемент (</w:t>
+            </w:r>
+            <w:proofErr w:type="spellStart"/>
+            <w:r>
+              <w:t>int</w:t>
+            </w:r>
+            <w:proofErr w:type="spellEnd"/>
+            <w:r>
+              <w:t>), n = 1</w:t>
             </w:r>
           </w:p>
         </w:tc>
@@ -1976,8 +2037,13 @@
             <w:pPr>
               <w:pStyle w:val="ac"/>
             </w:pPr>
-            <w:r>
-              <w:t>int. Сравнений 0, обменов 0</w:t>
+            <w:proofErr w:type="spellStart"/>
+            <w:r>
+              <w:t>int</w:t>
+            </w:r>
+            <w:proofErr w:type="spellEnd"/>
+            <w:r>
+              <w:t>. Сравнений 0, обменов 0</w:t>
             </w:r>
           </w:p>
         </w:tc>
@@ -2029,8 +2095,29 @@
             <w:pPr>
               <w:pStyle w:val="ac"/>
             </w:pPr>
-            <w:r>
-              <w:t>for int int. Сравнений 3, обменов 1</w:t>
+            <w:proofErr w:type="spellStart"/>
+            <w:r>
+              <w:t>for</w:t>
+            </w:r>
+            <w:proofErr w:type="spellEnd"/>
+            <w:r>
+              <w:t xml:space="preserve"> </w:t>
+            </w:r>
+            <w:proofErr w:type="spellStart"/>
+            <w:r>
+              <w:t>int</w:t>
+            </w:r>
+            <w:proofErr w:type="spellEnd"/>
+            <w:r>
+              <w:t xml:space="preserve"> </w:t>
+            </w:r>
+            <w:proofErr w:type="spellStart"/>
+            <w:r>
+              <w:t>int</w:t>
+            </w:r>
+            <w:proofErr w:type="spellEnd"/>
+            <w:r>
+              <w:t>. Сравнений 3, обменов 1</w:t>
             </w:r>
           </w:p>
         </w:tc>
@@ -2265,8 +2352,13 @@
       </w:pPr>
       <w:r>
         <w:lastRenderedPageBreak/>
-        <w:t>Задание 2. Поиск множества образцов алгоритмом Бойера-Мура-Хорспула</w:t>
-      </w:r>
+        <w:t>Задание 2. Поиск множества образцов алгоритмом Бойера-Мура-</w:t>
+      </w:r>
+      <w:proofErr w:type="spellStart"/>
+      <w:r>
+        <w:t>Хорспула</w:t>
+      </w:r>
+      <w:proofErr w:type="spellEnd"/>
     </w:p>
     <w:p>
       <w:pPr>
@@ -2304,7 +2396,21 @@
         <w:rPr>
           <w:lang w:eastAsia="ru-RU"/>
         </w:rPr>
-        <w:t>Мура-Хорспула. Примечание. Для всех образцов создать хеш-таблицу</w:t>
+        <w:t>Мура-</w:t>
+      </w:r>
+      <w:proofErr w:type="spellStart"/>
+      <w:r>
+        <w:rPr>
+          <w:lang w:eastAsia="ru-RU"/>
+        </w:rPr>
+        <w:t>Хорспула</w:t>
+      </w:r>
+      <w:proofErr w:type="spellEnd"/>
+      <w:r>
+        <w:rPr>
+          <w:lang w:eastAsia="ru-RU"/>
+        </w:rPr>
+        <w:t>. Примечание. Для всех образцов создать хеш-таблицу</w:t>
       </w:r>
       <w:r>
         <w:rPr>
@@ -2337,7 +2443,21 @@
         <w:rPr>
           <w:lang w:eastAsia="ru-RU"/>
         </w:rPr>
-        <w:t>Алгоритм Хорспула:</w:t>
+        <w:t xml:space="preserve">Алгоритм </w:t>
+      </w:r>
+      <w:proofErr w:type="spellStart"/>
+      <w:r>
+        <w:rPr>
+          <w:lang w:eastAsia="ru-RU"/>
+        </w:rPr>
+        <w:t>Хорспула</w:t>
+      </w:r>
+      <w:proofErr w:type="spellEnd"/>
+      <w:r>
+        <w:rPr>
+          <w:lang w:eastAsia="ru-RU"/>
+        </w:rPr>
+        <w:t>:</w:t>
       </w:r>
     </w:p>
     <w:p>
@@ -2351,7 +2471,21 @@
         <w:rPr>
           <w:lang w:eastAsia="ru-RU"/>
         </w:rPr>
-        <w:t>Образец накладывается на текст с позиции pos. Символы сравниваются справа налево.</w:t>
+        <w:t xml:space="preserve">Образец накладывается на текст с позиции </w:t>
+      </w:r>
+      <w:proofErr w:type="spellStart"/>
+      <w:r>
+        <w:rPr>
+          <w:lang w:eastAsia="ru-RU"/>
+        </w:rPr>
+        <w:t>pos</w:t>
+      </w:r>
+      <w:proofErr w:type="spellEnd"/>
+      <w:r>
+        <w:rPr>
+          <w:lang w:eastAsia="ru-RU"/>
+        </w:rPr>
+        <w:t>. Символы сравниваются справа налево.</w:t>
       </w:r>
     </w:p>
     <w:p>
@@ -2465,7 +2599,15 @@
         <w:t>*</w:t>
       </w:r>
       <w:r>
-        <w:t>31 + код символа) mod Q, считается по всем символам.</w:t>
+        <w:t xml:space="preserve">31 + код символа) </w:t>
+      </w:r>
+      <w:proofErr w:type="spellStart"/>
+      <w:r>
+        <w:t>mod</w:t>
+      </w:r>
+      <w:proofErr w:type="spellEnd"/>
+      <w:r>
+        <w:t xml:space="preserve"> Q, считается по всем символам.</w:t>
       </w:r>
     </w:p>
     <w:p>
@@ -2481,7 +2623,15 @@
         <w:pStyle w:val="a0"/>
       </w:pPr>
       <w:r>
-        <w:t>Для каждой занятой ячейки запускается поиск Хорспула, результат записывается в поле счётчика.</w:t>
+        <w:t xml:space="preserve">Для каждой занятой ячейки запускается поиск </w:t>
+      </w:r>
+      <w:proofErr w:type="spellStart"/>
+      <w:r>
+        <w:t>Хорспула</w:t>
+      </w:r>
+      <w:proofErr w:type="spellEnd"/>
+      <w:r>
+        <w:t>, результат записывается в поле счётчика.</w:t>
       </w:r>
     </w:p>
     <w:p>
@@ -2524,8 +2674,16 @@
         <w:rPr>
           <w:lang w:eastAsia="ru-RU"/>
         </w:rPr>
-        <w:t>лгоритм Хорспула</w:t>
-      </w:r>
+        <w:t xml:space="preserve">лгоритм </w:t>
+      </w:r>
+      <w:proofErr w:type="spellStart"/>
+      <w:r>
+        <w:rPr>
+          <w:lang w:eastAsia="ru-RU"/>
+        </w:rPr>
+        <w:t>Хорспула</w:t>
+      </w:r>
+      <w:proofErr w:type="spellEnd"/>
       <w:r>
         <w:rPr>
           <w:lang w:eastAsia="ru-RU"/>
@@ -2729,7 +2887,21 @@
         <w:rPr>
           <w:lang w:eastAsia="ru-RU"/>
         </w:rPr>
-        <w:t>Образец cad (m = 3). Сдвиги: c = 2, a = 1, остальные 3.</w:t>
+        <w:t xml:space="preserve">Образец </w:t>
+      </w:r>
+      <w:proofErr w:type="spellStart"/>
+      <w:r>
+        <w:rPr>
+          <w:lang w:eastAsia="ru-RU"/>
+        </w:rPr>
+        <w:t>cad</w:t>
+      </w:r>
+      <w:proofErr w:type="spellEnd"/>
+      <w:r>
+        <w:rPr>
+          <w:lang w:eastAsia="ru-RU"/>
+        </w:rPr>
+        <w:t xml:space="preserve"> (m = 3). Сдвиги: c = 2, a = 1, остальные 3.</w:t>
       </w:r>
       <w:r>
         <w:rPr>
@@ -2741,19 +2913,20 @@
     <w:tbl>
       <w:tblPr>
         <w:tblStyle w:val="32"/>
-        <w:tblW w:w="0" w:type="auto"/>
+        <w:tblW w:w="9417" w:type="dxa"/>
         <w:jc w:val="center"/>
         <w:tblLook w:val="04A0" w:firstRow="1" w:lastRow="0" w:firstColumn="1" w:lastColumn="0" w:noHBand="0" w:noVBand="1"/>
       </w:tblPr>
       <w:tblGrid>
-        <w:gridCol w:w="791"/>
-        <w:gridCol w:w="1344"/>
-        <w:gridCol w:w="1598"/>
-        <w:gridCol w:w="3268"/>
-        <w:gridCol w:w="1000"/>
+        <w:gridCol w:w="931"/>
+        <w:gridCol w:w="1582"/>
+        <w:gridCol w:w="1881"/>
+        <w:gridCol w:w="3846"/>
+        <w:gridCol w:w="1177"/>
       </w:tblGrid>
       <w:tr>
         <w:trPr>
+          <w:trHeight w:val="539"/>
           <w:jc w:val="center"/>
         </w:trPr>
         <w:tc>
@@ -2875,6 +3048,7 @@
       </w:tr>
       <w:tr>
         <w:trPr>
+          <w:trHeight w:val="527"/>
           <w:jc w:val="center"/>
         </w:trPr>
         <w:tc>
@@ -2901,9 +3075,19 @@
             <w:pPr>
               <w:pStyle w:val="ac"/>
             </w:pPr>
-            <w:r>
-              <w:t>pos 0, abr</w:t>
-            </w:r>
+            <w:proofErr w:type="spellStart"/>
+            <w:r>
+              <w:t>pos</w:t>
+            </w:r>
+            <w:proofErr w:type="spellEnd"/>
+            <w:r>
+              <w:t xml:space="preserve"> 0, </w:t>
+            </w:r>
+            <w:proofErr w:type="spellStart"/>
+            <w:r>
+              <w:t>abr</w:t>
+            </w:r>
+            <w:proofErr w:type="spellEnd"/>
           </w:p>
         </w:tc>
         <w:tc>
@@ -2953,6 +3137,7 @@
       </w:tr>
       <w:tr>
         <w:trPr>
+          <w:trHeight w:val="539"/>
           <w:jc w:val="center"/>
         </w:trPr>
         <w:tc>
@@ -2979,9 +3164,19 @@
             <w:pPr>
               <w:pStyle w:val="ac"/>
             </w:pPr>
-            <w:r>
-              <w:t>pos 3, aca</w:t>
-            </w:r>
+            <w:proofErr w:type="spellStart"/>
+            <w:r>
+              <w:t>pos</w:t>
+            </w:r>
+            <w:proofErr w:type="spellEnd"/>
+            <w:r>
+              <w:t xml:space="preserve"> 3, </w:t>
+            </w:r>
+            <w:proofErr w:type="spellStart"/>
+            <w:r>
+              <w:t>aca</w:t>
+            </w:r>
+            <w:proofErr w:type="spellEnd"/>
           </w:p>
         </w:tc>
         <w:tc>
@@ -3031,6 +3226,7 @@
       </w:tr>
       <w:tr>
         <w:trPr>
+          <w:trHeight w:val="527"/>
           <w:jc w:val="center"/>
         </w:trPr>
         <w:tc>
@@ -3057,9 +3253,19 @@
             <w:pPr>
               <w:pStyle w:val="ac"/>
             </w:pPr>
-            <w:r>
-              <w:t>pos 4, cad</w:t>
-            </w:r>
+            <w:proofErr w:type="spellStart"/>
+            <w:r>
+              <w:t>pos</w:t>
+            </w:r>
+            <w:proofErr w:type="spellEnd"/>
+            <w:r>
+              <w:t xml:space="preserve"> 4, </w:t>
+            </w:r>
+            <w:proofErr w:type="spellStart"/>
+            <w:r>
+              <w:t>cad</w:t>
+            </w:r>
+            <w:proofErr w:type="spellEnd"/>
           </w:p>
         </w:tc>
         <w:tc>
@@ -3118,20 +3324,62 @@
         <w:rPr>
           <w:lang w:eastAsia="ru-RU"/>
         </w:rPr>
-        <w:t>Успешный поиск первого вхождения: 5 сравнений, индекс 4. Полный поиск всех вхождений даёт 6 сравнений (ещё одно окно abr).</w:t>
-      </w:r>
-    </w:p>
-    <w:p>
-      <w:pPr>
-        <w:rPr>
-          <w:lang w:eastAsia="ru-RU"/>
-        </w:rPr>
-      </w:pPr>
-      <w:r>
-        <w:rPr>
-          <w:lang w:eastAsia="ru-RU"/>
-        </w:rPr>
-        <w:t>Образец cab (m = 3), сдвиги те же. Окна pos 0, 3, 4, 7 дают по одному несовпадению последнего символа (r, a, d, r) и сдвиги 3, 1, 3, 3. Безуспешный поиск: 4 сравнения.</w:t>
+        <w:t xml:space="preserve">Успешный поиск первого вхождения: 5 сравнений, индекс 4. Полный поиск всех вхождений даёт 6 сравнений (ещё одно окно </w:t>
+      </w:r>
+      <w:proofErr w:type="spellStart"/>
+      <w:r>
+        <w:rPr>
+          <w:lang w:eastAsia="ru-RU"/>
+        </w:rPr>
+        <w:t>abr</w:t>
+      </w:r>
+      <w:proofErr w:type="spellEnd"/>
+      <w:r>
+        <w:rPr>
+          <w:lang w:eastAsia="ru-RU"/>
+        </w:rPr>
+        <w:t>).</w:t>
+      </w:r>
+    </w:p>
+    <w:p>
+      <w:pPr>
+        <w:rPr>
+          <w:lang w:eastAsia="ru-RU"/>
+        </w:rPr>
+      </w:pPr>
+      <w:r>
+        <w:rPr>
+          <w:lang w:eastAsia="ru-RU"/>
+        </w:rPr>
+        <w:t xml:space="preserve">Образец </w:t>
+      </w:r>
+      <w:proofErr w:type="spellStart"/>
+      <w:r>
+        <w:rPr>
+          <w:lang w:eastAsia="ru-RU"/>
+        </w:rPr>
+        <w:t>cab</w:t>
+      </w:r>
+      <w:proofErr w:type="spellEnd"/>
+      <w:r>
+        <w:rPr>
+          <w:lang w:eastAsia="ru-RU"/>
+        </w:rPr>
+        <w:t xml:space="preserve"> (m = 3), сдвиги те же. Окна </w:t>
+      </w:r>
+      <w:proofErr w:type="spellStart"/>
+      <w:r>
+        <w:rPr>
+          <w:lang w:eastAsia="ru-RU"/>
+        </w:rPr>
+        <w:t>pos</w:t>
+      </w:r>
+      <w:proofErr w:type="spellEnd"/>
+      <w:r>
+        <w:rPr>
+          <w:lang w:eastAsia="ru-RU"/>
+        </w:rPr>
+        <w:t xml:space="preserve"> 0, 3, 4, 7 дают по одному несовпадению последнего символа (r, a, d, r) и сдвиги 3, 1, 3, 3. Безуспешный поиск: 4 сравнения.</w:t>
       </w:r>
     </w:p>
     <w:p>
@@ -3264,8 +3512,13 @@
             <w:pPr>
               <w:pStyle w:val="ac"/>
             </w:pPr>
-            <w:r>
-              <w:t>hashStr(s)</w:t>
+            <w:proofErr w:type="spellStart"/>
+            <w:r>
+              <w:t>hashStr</w:t>
+            </w:r>
+            <w:proofErr w:type="spellEnd"/>
+            <w:r>
+              <w:t>(s)</w:t>
             </w:r>
           </w:p>
         </w:tc>
@@ -3314,8 +3567,13 @@
             <w:pPr>
               <w:pStyle w:val="ac"/>
             </w:pPr>
-            <w:r>
-              <w:t>addPattern(p)</w:t>
+            <w:proofErr w:type="spellStart"/>
+            <w:r>
+              <w:t>addPattern</w:t>
+            </w:r>
+            <w:proofErr w:type="spellEnd"/>
+            <w:r>
+              <w:t>(p)</w:t>
             </w:r>
           </w:p>
         </w:tc>
@@ -3358,8 +3616,13 @@
             <w:pPr>
               <w:pStyle w:val="ac"/>
             </w:pPr>
-            <w:r>
-              <w:t>findPattern(p)</w:t>
+            <w:proofErr w:type="spellStart"/>
+            <w:r>
+              <w:t>findPattern</w:t>
+            </w:r>
+            <w:proofErr w:type="spellEnd"/>
+            <w:r>
+              <w:t>(p)</w:t>
             </w:r>
           </w:p>
         </w:tc>
@@ -3402,8 +3665,13 @@
             <w:pPr>
               <w:pStyle w:val="ac"/>
             </w:pPr>
-            <w:r>
-              <w:t>horspool(t, p)</w:t>
+            <w:proofErr w:type="spellStart"/>
+            <w:r>
+              <w:t>horspool</w:t>
+            </w:r>
+            <w:proofErr w:type="spellEnd"/>
+            <w:r>
+              <w:t>(t, p)</w:t>
             </w:r>
           </w:p>
         </w:tc>
@@ -3697,6 +3965,7 @@
         <w:pStyle w:val="a9"/>
       </w:pPr>
       <w:r>
+        <w:lastRenderedPageBreak/>
         <w:t>int hashStr(const string &amp;s) {</w:t>
       </w:r>
     </w:p>
@@ -3705,723 +3974,723 @@
         <w:pStyle w:val="a9"/>
       </w:pPr>
       <w:r>
+        <w:t xml:space="preserve">    int h = 0;</w:t>
+      </w:r>
+    </w:p>
+    <w:p>
+      <w:pPr>
+        <w:pStyle w:val="a9"/>
+      </w:pPr>
+      <w:r>
+        <w:t xml:space="preserve">    for (char c : s) h = (h * 31 + (unsigned char)c) % Q;</w:t>
+      </w:r>
+    </w:p>
+    <w:p>
+      <w:pPr>
+        <w:pStyle w:val="a9"/>
+        <w:rPr>
+          <w:lang w:val="ru-RU"/>
+        </w:rPr>
+      </w:pPr>
+      <w:r>
+        <w:t xml:space="preserve">    </w:t>
+      </w:r>
+      <w:r>
+        <w:rPr>
+          <w:lang w:val="ru-RU"/>
+        </w:rPr>
+        <w:t>return h;</w:t>
+      </w:r>
+    </w:p>
+    <w:p>
+      <w:pPr>
+        <w:pStyle w:val="a9"/>
+        <w:rPr>
+          <w:lang w:val="ru-RU"/>
+        </w:rPr>
+      </w:pPr>
+      <w:r>
+        <w:rPr>
+          <w:lang w:val="ru-RU"/>
+        </w:rPr>
+        <w:t>}</w:t>
+      </w:r>
+    </w:p>
+    <w:p>
+      <w:pPr>
+        <w:pStyle w:val="a9"/>
+        <w:rPr>
+          <w:lang w:val="ru-RU"/>
+        </w:rPr>
+      </w:pPr>
+    </w:p>
+    <w:p>
+      <w:pPr>
+        <w:pStyle w:val="a9"/>
+        <w:rPr>
+          <w:lang w:val="ru-RU"/>
+        </w:rPr>
+      </w:pPr>
+      <w:r>
+        <w:rPr>
+          <w:lang w:val="ru-RU"/>
+        </w:rPr>
+        <w:t>// вставка образца, линейное пробирование с шагом 1</w:t>
+      </w:r>
+    </w:p>
+    <w:p>
+      <w:pPr>
+        <w:pStyle w:val="a9"/>
+      </w:pPr>
+      <w:r>
+        <w:t>int addPattern(const string &amp;p) {</w:t>
+      </w:r>
+    </w:p>
+    <w:p>
+      <w:pPr>
+        <w:pStyle w:val="a9"/>
+      </w:pPr>
+      <w:r>
+        <w:t xml:space="preserve">    int a = hashStr(p);</w:t>
+      </w:r>
+    </w:p>
+    <w:p>
+      <w:pPr>
+        <w:pStyle w:val="a9"/>
+      </w:pPr>
+      <w:r>
+        <w:t xml:space="preserve">    while (tab[a].used) {</w:t>
+      </w:r>
+    </w:p>
+    <w:p>
+      <w:pPr>
+        <w:pStyle w:val="a9"/>
+      </w:pPr>
+      <w:r>
+        <w:t xml:space="preserve">        if (tab[a].pat == p) return a; // </w:t>
+      </w:r>
+      <w:r>
+        <w:rPr>
+          <w:lang w:val="ru-RU"/>
+        </w:rPr>
+        <w:t>образец</w:t>
+      </w:r>
+      <w:r>
+        <w:t xml:space="preserve"> </w:t>
+      </w:r>
+      <w:r>
+        <w:rPr>
+          <w:lang w:val="ru-RU"/>
+        </w:rPr>
+        <w:t>уже</w:t>
+      </w:r>
+      <w:r>
+        <w:t xml:space="preserve"> </w:t>
+      </w:r>
+      <w:r>
+        <w:rPr>
+          <w:lang w:val="ru-RU"/>
+        </w:rPr>
+        <w:t>есть</w:t>
+      </w:r>
+    </w:p>
+    <w:p>
+      <w:pPr>
+        <w:pStyle w:val="a9"/>
+      </w:pPr>
+      <w:r>
+        <w:t xml:space="preserve">        a = (a + 1) % Q;</w:t>
+      </w:r>
+    </w:p>
+    <w:p>
+      <w:pPr>
+        <w:pStyle w:val="a9"/>
+      </w:pPr>
+      <w:r>
+        <w:t xml:space="preserve">    }</w:t>
+      </w:r>
+    </w:p>
+    <w:p>
+      <w:pPr>
+        <w:pStyle w:val="a9"/>
+      </w:pPr>
+      <w:r>
+        <w:t xml:space="preserve">    tab[a].pat = p; tab[a].cnt = 0; tab[a].used = true;</w:t>
+      </w:r>
+    </w:p>
+    <w:p>
+      <w:pPr>
+        <w:pStyle w:val="a9"/>
+        <w:rPr>
+          <w:lang w:val="ru-RU"/>
+        </w:rPr>
+      </w:pPr>
+      <w:r>
+        <w:t xml:space="preserve">    </w:t>
+      </w:r>
+      <w:r>
+        <w:rPr>
+          <w:lang w:val="ru-RU"/>
+        </w:rPr>
+        <w:t>return a;</w:t>
+      </w:r>
+    </w:p>
+    <w:p>
+      <w:pPr>
+        <w:pStyle w:val="a9"/>
+        <w:rPr>
+          <w:lang w:val="ru-RU"/>
+        </w:rPr>
+      </w:pPr>
+      <w:r>
+        <w:rPr>
+          <w:lang w:val="ru-RU"/>
+        </w:rPr>
+        <w:t>}</w:t>
+      </w:r>
+    </w:p>
+    <w:p>
+      <w:pPr>
+        <w:pStyle w:val="a9"/>
+        <w:rPr>
+          <w:lang w:val="ru-RU"/>
+        </w:rPr>
+      </w:pPr>
+    </w:p>
+    <w:p>
+      <w:pPr>
+        <w:pStyle w:val="a9"/>
+        <w:rPr>
+          <w:lang w:val="ru-RU"/>
+        </w:rPr>
+      </w:pPr>
+      <w:r>
+        <w:rPr>
+          <w:lang w:val="ru-RU"/>
+        </w:rPr>
+        <w:t>// поиск образца в таблице, -1 если нет</w:t>
+      </w:r>
+    </w:p>
+    <w:p>
+      <w:pPr>
+        <w:pStyle w:val="a9"/>
+      </w:pPr>
+      <w:r>
+        <w:t>int findPattern(const string &amp;p) {</w:t>
+      </w:r>
+    </w:p>
+    <w:p>
+      <w:pPr>
+        <w:pStyle w:val="a9"/>
+      </w:pPr>
+      <w:r>
+        <w:t xml:space="preserve">    int a = hashStr(p);</w:t>
+      </w:r>
+    </w:p>
+    <w:p>
+      <w:pPr>
+        <w:pStyle w:val="a9"/>
+      </w:pPr>
+      <w:r>
+        <w:t xml:space="preserve">    for (int i = 0; i &lt; Q &amp;&amp; tab[a].used; i++) {</w:t>
+      </w:r>
+    </w:p>
+    <w:p>
+      <w:pPr>
+        <w:pStyle w:val="a9"/>
+      </w:pPr>
+      <w:r>
+        <w:t xml:space="preserve">        if (tab[a].pat == p) return a;</w:t>
+      </w:r>
+    </w:p>
+    <w:p>
+      <w:pPr>
+        <w:pStyle w:val="a9"/>
+        <w:rPr>
+          <w:lang w:val="ru-RU"/>
+        </w:rPr>
+      </w:pPr>
+      <w:r>
+        <w:t xml:space="preserve">        </w:t>
+      </w:r>
+      <w:r>
+        <w:rPr>
+          <w:lang w:val="ru-RU"/>
+        </w:rPr>
+        <w:t>a = (a + 1) % Q;</w:t>
+      </w:r>
+    </w:p>
+    <w:p>
+      <w:pPr>
+        <w:pStyle w:val="a9"/>
+        <w:rPr>
+          <w:lang w:val="ru-RU"/>
+        </w:rPr>
+      </w:pPr>
+      <w:r>
+        <w:rPr>
+          <w:lang w:val="ru-RU"/>
+        </w:rPr>
+        <w:t xml:space="preserve">    }</w:t>
+      </w:r>
+    </w:p>
+    <w:p>
+      <w:pPr>
+        <w:pStyle w:val="a9"/>
+        <w:rPr>
+          <w:lang w:val="ru-RU"/>
+        </w:rPr>
+      </w:pPr>
+      <w:r>
+        <w:rPr>
+          <w:lang w:val="ru-RU"/>
+        </w:rPr>
+        <w:t xml:space="preserve">    return -1;</w:t>
+      </w:r>
+    </w:p>
+    <w:p>
+      <w:pPr>
+        <w:pStyle w:val="a9"/>
+        <w:rPr>
+          <w:lang w:val="ru-RU"/>
+        </w:rPr>
+      </w:pPr>
+      <w:r>
+        <w:rPr>
+          <w:lang w:val="ru-RU"/>
+        </w:rPr>
+        <w:t>}</w:t>
+      </w:r>
+    </w:p>
+    <w:p>
+      <w:pPr>
+        <w:pStyle w:val="a9"/>
+        <w:rPr>
+          <w:lang w:val="ru-RU"/>
+        </w:rPr>
+      </w:pPr>
+    </w:p>
+    <w:p>
+      <w:pPr>
+        <w:pStyle w:val="a9"/>
+        <w:rPr>
+          <w:lang w:val="ru-RU"/>
+        </w:rPr>
+      </w:pPr>
+      <w:r>
+        <w:rPr>
+          <w:lang w:val="ru-RU"/>
+        </w:rPr>
+        <w:t>// алгоритм Хорспула, число вхождений p в t</w:t>
+      </w:r>
+    </w:p>
+    <w:p>
+      <w:pPr>
+        <w:pStyle w:val="a9"/>
+      </w:pPr>
+      <w:r>
+        <w:t>int horspool(const string &amp;t, const string &amp;p) {</w:t>
+      </w:r>
+    </w:p>
+    <w:p>
+      <w:pPr>
+        <w:pStyle w:val="a9"/>
+      </w:pPr>
+      <w:r>
+        <w:t xml:space="preserve">    int n = t.size(), m = p.size(), cnt = 0;</w:t>
+      </w:r>
+    </w:p>
+    <w:p>
+      <w:pPr>
+        <w:pStyle w:val="a9"/>
+      </w:pPr>
+      <w:r>
+        <w:t xml:space="preserve">    if (m == 0 || m &gt; n) return 0;</w:t>
+      </w:r>
+    </w:p>
+    <w:p>
+      <w:pPr>
+        <w:pStyle w:val="a9"/>
+      </w:pPr>
+      <w:r>
+        <w:t xml:space="preserve">    int shift[256];</w:t>
+      </w:r>
+    </w:p>
+    <w:p>
+      <w:pPr>
+        <w:pStyle w:val="a9"/>
+      </w:pPr>
+      <w:r>
+        <w:t xml:space="preserve">    for (int i = 0; i &lt; 256; i++) shift[i] = m;             // </w:t>
+      </w:r>
+      <w:r>
+        <w:rPr>
+          <w:lang w:val="ru-RU"/>
+        </w:rPr>
+        <w:t>сдвиг</w:t>
+      </w:r>
+      <w:r>
+        <w:t xml:space="preserve"> </w:t>
+      </w:r>
+      <w:r>
+        <w:rPr>
+          <w:lang w:val="ru-RU"/>
+        </w:rPr>
+        <w:t>по</w:t>
+      </w:r>
+      <w:r>
+        <w:t xml:space="preserve"> </w:t>
+      </w:r>
+      <w:r>
+        <w:rPr>
+          <w:lang w:val="ru-RU"/>
+        </w:rPr>
+        <w:t>умолчанию</w:t>
+      </w:r>
+    </w:p>
+    <w:p>
+      <w:pPr>
+        <w:pStyle w:val="a9"/>
+      </w:pPr>
+      <w:r>
+        <w:t xml:space="preserve">    for (int i = 0; i &lt; m - 1; i++) shift[(unsigned char)p[i]] = m - 1 - i;</w:t>
+      </w:r>
+    </w:p>
+    <w:p>
+      <w:pPr>
+        <w:pStyle w:val="a9"/>
+      </w:pPr>
+      <w:r>
+        <w:t xml:space="preserve">    int pos = 0;</w:t>
+      </w:r>
+    </w:p>
+    <w:p>
+      <w:pPr>
+        <w:pStyle w:val="a9"/>
+      </w:pPr>
+      <w:r>
+        <w:t xml:space="preserve">    while (pos &lt;= n - m) {</w:t>
+      </w:r>
+    </w:p>
+    <w:p>
+      <w:pPr>
+        <w:pStyle w:val="a9"/>
+        <w:rPr>
+          <w:lang w:val="ru-RU"/>
+        </w:rPr>
+      </w:pPr>
+      <w:r>
+        <w:t xml:space="preserve">        </w:t>
+      </w:r>
+      <w:r>
+        <w:rPr>
+          <w:lang w:val="ru-RU"/>
+        </w:rPr>
+        <w:t>int j = m - 1;</w:t>
+      </w:r>
+    </w:p>
+    <w:p>
+      <w:pPr>
+        <w:pStyle w:val="a9"/>
+        <w:rPr>
+          <w:lang w:val="ru-RU"/>
+        </w:rPr>
+      </w:pPr>
+      <w:r>
+        <w:rPr>
+          <w:lang w:val="ru-RU"/>
+        </w:rPr>
+        <w:t xml:space="preserve">        while (j &gt;= 0) {                                    // сравнение справа налево</w:t>
+      </w:r>
+    </w:p>
+    <w:p>
+      <w:pPr>
+        <w:pStyle w:val="a9"/>
+      </w:pPr>
+      <w:r>
+        <w:rPr>
+          <w:lang w:val="ru-RU"/>
+        </w:rPr>
+        <w:t xml:space="preserve">            </w:t>
+      </w:r>
+      <w:r>
+        <w:t>cmpCount++;</w:t>
+      </w:r>
+    </w:p>
+    <w:p>
+      <w:pPr>
+        <w:pStyle w:val="a9"/>
+      </w:pPr>
+      <w:r>
+        <w:t xml:space="preserve">            if (t[pos + j] != p[j]) break;</w:t>
+      </w:r>
+    </w:p>
+    <w:p>
+      <w:pPr>
+        <w:pStyle w:val="a9"/>
+      </w:pPr>
+      <w:r>
+        <w:t xml:space="preserve">            j--;</w:t>
+      </w:r>
+    </w:p>
+    <w:p>
+      <w:pPr>
+        <w:pStyle w:val="a9"/>
+      </w:pPr>
+      <w:r>
+        <w:t xml:space="preserve">        }</w:t>
+      </w:r>
+    </w:p>
+    <w:p>
+      <w:pPr>
+        <w:pStyle w:val="a9"/>
+      </w:pPr>
+      <w:r>
+        <w:t xml:space="preserve">        if (j &lt; 0) cnt++;</w:t>
+      </w:r>
+    </w:p>
+    <w:p>
+      <w:pPr>
+        <w:pStyle w:val="a9"/>
+      </w:pPr>
+      <w:r>
+        <w:t xml:space="preserve">        pos += shift[(unsigned char)t[pos + m - 1]];        // </w:t>
+      </w:r>
+      <w:r>
+        <w:rPr>
+          <w:lang w:val="ru-RU"/>
+        </w:rPr>
+        <w:t>сдвиг</w:t>
+      </w:r>
+      <w:r>
+        <w:t xml:space="preserve"> </w:t>
+      </w:r>
+      <w:r>
+        <w:rPr>
+          <w:lang w:val="ru-RU"/>
+        </w:rPr>
+        <w:t>окна</w:t>
+      </w:r>
+    </w:p>
+    <w:p>
+      <w:pPr>
+        <w:pStyle w:val="a9"/>
+        <w:rPr>
+          <w:lang w:val="ru-RU"/>
+        </w:rPr>
+      </w:pPr>
+      <w:r>
+        <w:t xml:space="preserve">    </w:t>
+      </w:r>
+      <w:r>
+        <w:rPr>
+          <w:lang w:val="ru-RU"/>
+        </w:rPr>
+        <w:t>}</w:t>
+      </w:r>
+    </w:p>
+    <w:p>
+      <w:pPr>
+        <w:pStyle w:val="a9"/>
+        <w:rPr>
+          <w:lang w:val="ru-RU"/>
+        </w:rPr>
+      </w:pPr>
+      <w:r>
+        <w:rPr>
+          <w:lang w:val="ru-RU"/>
+        </w:rPr>
+        <w:t xml:space="preserve">    return cnt;</w:t>
+      </w:r>
+    </w:p>
+    <w:p>
+      <w:pPr>
+        <w:pStyle w:val="a9"/>
+        <w:rPr>
+          <w:lang w:val="ru-RU"/>
+        </w:rPr>
+      </w:pPr>
+      <w:r>
+        <w:rPr>
+          <w:lang w:val="ru-RU"/>
+        </w:rPr>
+        <w:t>}</w:t>
+      </w:r>
+    </w:p>
+    <w:p>
+      <w:pPr>
+        <w:pStyle w:val="a9"/>
+        <w:rPr>
+          <w:lang w:val="ru-RU"/>
+        </w:rPr>
+      </w:pPr>
+    </w:p>
+    <w:p>
+      <w:pPr>
+        <w:pStyle w:val="a9"/>
+        <w:rPr>
+          <w:lang w:val="ru-RU"/>
+        </w:rPr>
+      </w:pPr>
+      <w:r>
+        <w:rPr>
+          <w:lang w:val="ru-RU"/>
+        </w:rPr>
+        <w:t>// замер: случайный текст длины n, образец длины m</w:t>
+      </w:r>
+    </w:p>
+    <w:p>
+      <w:pPr>
+        <w:pStyle w:val="a9"/>
+      </w:pPr>
+      <w:r>
+        <w:t>void measure(int n, int m, bool ok) {</w:t>
+      </w:r>
+    </w:p>
+    <w:p>
+      <w:pPr>
+        <w:pStyle w:val="a9"/>
+      </w:pPr>
+      <w:r>
+        <w:t xml:space="preserve">    string t(n, 'a');</w:t>
+      </w:r>
+    </w:p>
+    <w:p>
+      <w:pPr>
+        <w:pStyle w:val="a9"/>
+      </w:pPr>
+      <w:r>
+        <w:t xml:space="preserve">    for (int i = 0; i &lt; n; i++) t[i] = 'a' + rand() % 25;   // </w:t>
+      </w:r>
+      <w:r>
+        <w:rPr>
+          <w:lang w:val="ru-RU"/>
+        </w:rPr>
+        <w:t>без</w:t>
+      </w:r>
+      <w:r>
+        <w:t xml:space="preserve"> </w:t>
+      </w:r>
+      <w:r>
+        <w:rPr>
+          <w:lang w:val="ru-RU"/>
+        </w:rPr>
+        <w:t>буквы</w:t>
+      </w:r>
+      <w:r>
+        <w:t xml:space="preserve"> z</w:t>
+      </w:r>
+    </w:p>
+    <w:p>
+      <w:pPr>
+        <w:pStyle w:val="a9"/>
+      </w:pPr>
+      <w:r>
+        <w:t xml:space="preserve">    string p = ok ? t.substr(n / 2, m) : string(m, 'z');    // </w:t>
+      </w:r>
+      <w:r>
+        <w:rPr>
+          <w:lang w:val="ru-RU"/>
+        </w:rPr>
+        <w:t>из</w:t>
+      </w:r>
+      <w:r>
+        <w:t xml:space="preserve"> </w:t>
+      </w:r>
+      <w:r>
+        <w:rPr>
+          <w:lang w:val="ru-RU"/>
+        </w:rPr>
+        <w:t>текста</w:t>
+      </w:r>
+      <w:r>
+        <w:t xml:space="preserve"> </w:t>
+      </w:r>
+      <w:r>
+        <w:rPr>
+          <w:lang w:val="ru-RU"/>
+        </w:rPr>
+        <w:t>или</w:t>
+      </w:r>
+      <w:r>
+        <w:t xml:space="preserve"> </w:t>
+      </w:r>
+      <w:r>
+        <w:rPr>
+          <w:lang w:val="ru-RU"/>
+        </w:rPr>
+        <w:t>нет</w:t>
+      </w:r>
+    </w:p>
+    <w:p>
+      <w:pPr>
+        <w:pStyle w:val="a9"/>
+      </w:pPr>
+      <w:r>
+        <w:t xml:space="preserve">    cmpCount = 0;</w:t>
+      </w:r>
+    </w:p>
+    <w:p>
+      <w:pPr>
+        <w:pStyle w:val="a9"/>
+      </w:pPr>
+      <w:r>
+        <w:t xml:space="preserve">    int k = horspool(t, p);</w:t>
+      </w:r>
+    </w:p>
+    <w:p>
+      <w:pPr>
+        <w:pStyle w:val="a9"/>
+      </w:pPr>
+      <w:r>
+        <w:t xml:space="preserve">    cout &lt;&lt; n &lt;&lt; "\t" &lt;&lt; m &lt;&lt; "\t" &lt;&lt; (ok ? "</w:t>
+      </w:r>
+      <w:r>
+        <w:rPr>
+          <w:lang w:val="ru-RU"/>
+        </w:rPr>
+        <w:t>успех</w:t>
+      </w:r>
+      <w:r>
+        <w:t>" : "</w:t>
+      </w:r>
+      <w:r>
+        <w:rPr>
+          <w:lang w:val="ru-RU"/>
+        </w:rPr>
+        <w:t>неуспех</w:t>
+      </w:r>
+      <w:r>
+        <w:t>")</w:t>
+      </w:r>
+    </w:p>
+    <w:p>
+      <w:pPr>
+        <w:pStyle w:val="a9"/>
+      </w:pPr>
+      <w:r>
+        <w:t xml:space="preserve">         &lt;&lt; "\t" &lt;&lt; k &lt;&lt; "\t" &lt;&lt; cmpCount &lt;&lt; endl;</w:t>
+      </w:r>
+    </w:p>
+    <w:p>
+      <w:pPr>
+        <w:pStyle w:val="a9"/>
+      </w:pPr>
+      <w:r>
+        <w:t>}</w:t>
+      </w:r>
+    </w:p>
+    <w:p>
+      <w:pPr>
+        <w:pStyle w:val="a9"/>
+      </w:pPr>
+    </w:p>
+    <w:p>
+      <w:pPr>
+        <w:pStyle w:val="a9"/>
+      </w:pPr>
+      <w:r>
         <w:lastRenderedPageBreak/>
-        <w:t xml:space="preserve">    int h = 0;</w:t>
-      </w:r>
-    </w:p>
-    <w:p>
-      <w:pPr>
-        <w:pStyle w:val="a9"/>
-      </w:pPr>
-      <w:r>
-        <w:t xml:space="preserve">    for (char c : s) h = (h * 31 + (unsigned char)c) % Q;</w:t>
-      </w:r>
-    </w:p>
-    <w:p>
-      <w:pPr>
-        <w:pStyle w:val="a9"/>
-        <w:rPr>
-          <w:lang w:val="ru-RU"/>
-        </w:rPr>
-      </w:pPr>
-      <w:r>
-        <w:t xml:space="preserve">    </w:t>
-      </w:r>
-      <w:r>
-        <w:rPr>
-          <w:lang w:val="ru-RU"/>
-        </w:rPr>
-        <w:t>return h;</w:t>
-      </w:r>
-    </w:p>
-    <w:p>
-      <w:pPr>
-        <w:pStyle w:val="a9"/>
-        <w:rPr>
-          <w:lang w:val="ru-RU"/>
-        </w:rPr>
-      </w:pPr>
-      <w:r>
-        <w:rPr>
-          <w:lang w:val="ru-RU"/>
-        </w:rPr>
-        <w:t>}</w:t>
-      </w:r>
-    </w:p>
-    <w:p>
-      <w:pPr>
-        <w:pStyle w:val="a9"/>
-        <w:rPr>
-          <w:lang w:val="ru-RU"/>
-        </w:rPr>
-      </w:pPr>
-    </w:p>
-    <w:p>
-      <w:pPr>
-        <w:pStyle w:val="a9"/>
-        <w:rPr>
-          <w:lang w:val="ru-RU"/>
-        </w:rPr>
-      </w:pPr>
-      <w:r>
-        <w:rPr>
-          <w:lang w:val="ru-RU"/>
-        </w:rPr>
-        <w:t>// вставка образца, линейное пробирование с шагом 1</w:t>
-      </w:r>
-    </w:p>
-    <w:p>
-      <w:pPr>
-        <w:pStyle w:val="a9"/>
-      </w:pPr>
-      <w:r>
-        <w:t>int addPattern(const string &amp;p) {</w:t>
-      </w:r>
-    </w:p>
-    <w:p>
-      <w:pPr>
-        <w:pStyle w:val="a9"/>
-      </w:pPr>
-      <w:r>
-        <w:t xml:space="preserve">    int a = hashStr(p);</w:t>
-      </w:r>
-    </w:p>
-    <w:p>
-      <w:pPr>
-        <w:pStyle w:val="a9"/>
-      </w:pPr>
-      <w:r>
-        <w:t xml:space="preserve">    while (tab[a].used) {</w:t>
-      </w:r>
-    </w:p>
-    <w:p>
-      <w:pPr>
-        <w:pStyle w:val="a9"/>
-      </w:pPr>
-      <w:r>
-        <w:t xml:space="preserve">        if (tab[a].pat == p) return a; // </w:t>
-      </w:r>
-      <w:r>
-        <w:rPr>
-          <w:lang w:val="ru-RU"/>
-        </w:rPr>
-        <w:t>образец</w:t>
-      </w:r>
-      <w:r>
-        <w:t xml:space="preserve"> </w:t>
-      </w:r>
-      <w:r>
-        <w:rPr>
-          <w:lang w:val="ru-RU"/>
-        </w:rPr>
-        <w:t>уже</w:t>
-      </w:r>
-      <w:r>
-        <w:t xml:space="preserve"> </w:t>
-      </w:r>
-      <w:r>
-        <w:rPr>
-          <w:lang w:val="ru-RU"/>
-        </w:rPr>
-        <w:t>есть</w:t>
-      </w:r>
-    </w:p>
-    <w:p>
-      <w:pPr>
-        <w:pStyle w:val="a9"/>
-      </w:pPr>
-      <w:r>
-        <w:t xml:space="preserve">        a = (a + 1) % Q;</w:t>
-      </w:r>
-    </w:p>
-    <w:p>
-      <w:pPr>
-        <w:pStyle w:val="a9"/>
-      </w:pPr>
-      <w:r>
-        <w:t xml:space="preserve">    }</w:t>
-      </w:r>
-    </w:p>
-    <w:p>
-      <w:pPr>
-        <w:pStyle w:val="a9"/>
-      </w:pPr>
-      <w:r>
-        <w:t xml:space="preserve">    tab[a].pat = p; tab[a].cnt = 0; tab[a].used = true;</w:t>
-      </w:r>
-    </w:p>
-    <w:p>
-      <w:pPr>
-        <w:pStyle w:val="a9"/>
-        <w:rPr>
-          <w:lang w:val="ru-RU"/>
-        </w:rPr>
-      </w:pPr>
-      <w:r>
-        <w:t xml:space="preserve">    </w:t>
-      </w:r>
-      <w:r>
-        <w:rPr>
-          <w:lang w:val="ru-RU"/>
-        </w:rPr>
-        <w:t>return a;</w:t>
-      </w:r>
-    </w:p>
-    <w:p>
-      <w:pPr>
-        <w:pStyle w:val="a9"/>
-        <w:rPr>
-          <w:lang w:val="ru-RU"/>
-        </w:rPr>
-      </w:pPr>
-      <w:r>
-        <w:rPr>
-          <w:lang w:val="ru-RU"/>
-        </w:rPr>
-        <w:t>}</w:t>
-      </w:r>
-    </w:p>
-    <w:p>
-      <w:pPr>
-        <w:pStyle w:val="a9"/>
-        <w:rPr>
-          <w:lang w:val="ru-RU"/>
-        </w:rPr>
-      </w:pPr>
-    </w:p>
-    <w:p>
-      <w:pPr>
-        <w:pStyle w:val="a9"/>
-        <w:rPr>
-          <w:lang w:val="ru-RU"/>
-        </w:rPr>
-      </w:pPr>
-      <w:r>
-        <w:rPr>
-          <w:lang w:val="ru-RU"/>
-        </w:rPr>
-        <w:t>// поиск образца в таблице, -1 если нет</w:t>
-      </w:r>
-    </w:p>
-    <w:p>
-      <w:pPr>
-        <w:pStyle w:val="a9"/>
-      </w:pPr>
-      <w:r>
-        <w:t>int findPattern(const string &amp;p) {</w:t>
-      </w:r>
-    </w:p>
-    <w:p>
-      <w:pPr>
-        <w:pStyle w:val="a9"/>
-      </w:pPr>
-      <w:r>
-        <w:t xml:space="preserve">    int a = hashStr(p);</w:t>
-      </w:r>
-    </w:p>
-    <w:p>
-      <w:pPr>
-        <w:pStyle w:val="a9"/>
-      </w:pPr>
-      <w:r>
-        <w:t xml:space="preserve">    for (int i = 0; i &lt; Q &amp;&amp; tab[a].used; i++) {</w:t>
-      </w:r>
-    </w:p>
-    <w:p>
-      <w:pPr>
-        <w:pStyle w:val="a9"/>
-      </w:pPr>
-      <w:r>
-        <w:t xml:space="preserve">        if (tab[a].pat == p) return a;</w:t>
-      </w:r>
-    </w:p>
-    <w:p>
-      <w:pPr>
-        <w:pStyle w:val="a9"/>
-        <w:rPr>
-          <w:lang w:val="ru-RU"/>
-        </w:rPr>
-      </w:pPr>
-      <w:r>
-        <w:t xml:space="preserve">        </w:t>
-      </w:r>
-      <w:r>
-        <w:rPr>
-          <w:lang w:val="ru-RU"/>
-        </w:rPr>
-        <w:t>a = (a + 1) % Q;</w:t>
-      </w:r>
-    </w:p>
-    <w:p>
-      <w:pPr>
-        <w:pStyle w:val="a9"/>
-        <w:rPr>
-          <w:lang w:val="ru-RU"/>
-        </w:rPr>
-      </w:pPr>
-      <w:r>
-        <w:rPr>
-          <w:lang w:val="ru-RU"/>
-        </w:rPr>
-        <w:t xml:space="preserve">    }</w:t>
-      </w:r>
-    </w:p>
-    <w:p>
-      <w:pPr>
-        <w:pStyle w:val="a9"/>
-        <w:rPr>
-          <w:lang w:val="ru-RU"/>
-        </w:rPr>
-      </w:pPr>
-      <w:r>
-        <w:rPr>
-          <w:lang w:val="ru-RU"/>
-        </w:rPr>
-        <w:t xml:space="preserve">    return -1;</w:t>
-      </w:r>
-    </w:p>
-    <w:p>
-      <w:pPr>
-        <w:pStyle w:val="a9"/>
-        <w:rPr>
-          <w:lang w:val="ru-RU"/>
-        </w:rPr>
-      </w:pPr>
-      <w:r>
-        <w:rPr>
-          <w:lang w:val="ru-RU"/>
-        </w:rPr>
-        <w:t>}</w:t>
-      </w:r>
-    </w:p>
-    <w:p>
-      <w:pPr>
-        <w:pStyle w:val="a9"/>
-        <w:rPr>
-          <w:lang w:val="ru-RU"/>
-        </w:rPr>
-      </w:pPr>
-    </w:p>
-    <w:p>
-      <w:pPr>
-        <w:pStyle w:val="a9"/>
-        <w:rPr>
-          <w:lang w:val="ru-RU"/>
-        </w:rPr>
-      </w:pPr>
-      <w:r>
-        <w:rPr>
-          <w:lang w:val="ru-RU"/>
-        </w:rPr>
-        <w:t>// алгоритм Хорспула, число вхождений p в t</w:t>
-      </w:r>
-    </w:p>
-    <w:p>
-      <w:pPr>
-        <w:pStyle w:val="a9"/>
-      </w:pPr>
-      <w:r>
-        <w:t>int horspool(const string &amp;t, const string &amp;p) {</w:t>
-      </w:r>
-    </w:p>
-    <w:p>
-      <w:pPr>
-        <w:pStyle w:val="a9"/>
-      </w:pPr>
-      <w:r>
-        <w:t xml:space="preserve">    int n = t.size(), m = p.size(), cnt = 0;</w:t>
-      </w:r>
-    </w:p>
-    <w:p>
-      <w:pPr>
-        <w:pStyle w:val="a9"/>
-      </w:pPr>
-      <w:r>
-        <w:t xml:space="preserve">    if (m == 0 || m &gt; n) return 0;</w:t>
-      </w:r>
-    </w:p>
-    <w:p>
-      <w:pPr>
-        <w:pStyle w:val="a9"/>
-      </w:pPr>
-      <w:r>
-        <w:t xml:space="preserve">    int shift[256];</w:t>
-      </w:r>
-    </w:p>
-    <w:p>
-      <w:pPr>
-        <w:pStyle w:val="a9"/>
-      </w:pPr>
-      <w:r>
-        <w:t xml:space="preserve">    for (int i = 0; i &lt; 256; i++) shift[i] = m;             // </w:t>
-      </w:r>
-      <w:r>
-        <w:rPr>
-          <w:lang w:val="ru-RU"/>
-        </w:rPr>
-        <w:t>сдвиг</w:t>
-      </w:r>
-      <w:r>
-        <w:t xml:space="preserve"> </w:t>
-      </w:r>
-      <w:r>
-        <w:rPr>
-          <w:lang w:val="ru-RU"/>
-        </w:rPr>
-        <w:t>по</w:t>
-      </w:r>
-      <w:r>
-        <w:t xml:space="preserve"> </w:t>
-      </w:r>
-      <w:r>
-        <w:rPr>
-          <w:lang w:val="ru-RU"/>
-        </w:rPr>
-        <w:t>умолчанию</w:t>
-      </w:r>
-    </w:p>
-    <w:p>
-      <w:pPr>
-        <w:pStyle w:val="a9"/>
-      </w:pPr>
-      <w:r>
-        <w:t xml:space="preserve">    for (int i = 0; i &lt; m - 1; i++) shift[(unsigned char)p[i]] = m - 1 - i;</w:t>
-      </w:r>
-    </w:p>
-    <w:p>
-      <w:pPr>
-        <w:pStyle w:val="a9"/>
-      </w:pPr>
-      <w:r>
-        <w:t xml:space="preserve">    int pos = 0;</w:t>
-      </w:r>
-    </w:p>
-    <w:p>
-      <w:pPr>
-        <w:pStyle w:val="a9"/>
-      </w:pPr>
-      <w:r>
-        <w:t xml:space="preserve">    while (pos &lt;= n - m) {</w:t>
-      </w:r>
-    </w:p>
-    <w:p>
-      <w:pPr>
-        <w:pStyle w:val="a9"/>
-        <w:rPr>
-          <w:lang w:val="ru-RU"/>
-        </w:rPr>
-      </w:pPr>
-      <w:r>
-        <w:t xml:space="preserve">        </w:t>
-      </w:r>
-      <w:r>
-        <w:rPr>
-          <w:lang w:val="ru-RU"/>
-        </w:rPr>
-        <w:t>int j = m - 1;</w:t>
-      </w:r>
-    </w:p>
-    <w:p>
-      <w:pPr>
-        <w:pStyle w:val="a9"/>
-        <w:rPr>
-          <w:lang w:val="ru-RU"/>
-        </w:rPr>
-      </w:pPr>
-      <w:r>
-        <w:rPr>
-          <w:lang w:val="ru-RU"/>
-        </w:rPr>
-        <w:t xml:space="preserve">        while (j &gt;= 0) {                                    // сравнение справа налево</w:t>
-      </w:r>
-    </w:p>
-    <w:p>
-      <w:pPr>
-        <w:pStyle w:val="a9"/>
-      </w:pPr>
-      <w:r>
-        <w:rPr>
-          <w:lang w:val="ru-RU"/>
-        </w:rPr>
-        <w:t xml:space="preserve">            </w:t>
-      </w:r>
-      <w:r>
-        <w:t>cmpCount++;</w:t>
-      </w:r>
-    </w:p>
-    <w:p>
-      <w:pPr>
-        <w:pStyle w:val="a9"/>
-      </w:pPr>
-      <w:r>
-        <w:t xml:space="preserve">            if (t[pos + j] != p[j]) break;</w:t>
-      </w:r>
-    </w:p>
-    <w:p>
-      <w:pPr>
-        <w:pStyle w:val="a9"/>
-      </w:pPr>
-      <w:r>
-        <w:t xml:space="preserve">            j--;</w:t>
-      </w:r>
-    </w:p>
-    <w:p>
-      <w:pPr>
-        <w:pStyle w:val="a9"/>
-      </w:pPr>
-      <w:r>
-        <w:t xml:space="preserve">        }</w:t>
-      </w:r>
-    </w:p>
-    <w:p>
-      <w:pPr>
-        <w:pStyle w:val="a9"/>
-      </w:pPr>
-      <w:r>
-        <w:t xml:space="preserve">        if (j &lt; 0) cnt++;</w:t>
-      </w:r>
-    </w:p>
-    <w:p>
-      <w:pPr>
-        <w:pStyle w:val="a9"/>
-      </w:pPr>
-      <w:r>
-        <w:t xml:space="preserve">        pos += shift[(unsigned char)t[pos + m - 1]];        // </w:t>
-      </w:r>
-      <w:r>
-        <w:rPr>
-          <w:lang w:val="ru-RU"/>
-        </w:rPr>
-        <w:t>сдвиг</w:t>
-      </w:r>
-      <w:r>
-        <w:t xml:space="preserve"> </w:t>
-      </w:r>
-      <w:r>
-        <w:rPr>
-          <w:lang w:val="ru-RU"/>
-        </w:rPr>
-        <w:t>окна</w:t>
-      </w:r>
-    </w:p>
-    <w:p>
-      <w:pPr>
-        <w:pStyle w:val="a9"/>
-        <w:rPr>
-          <w:lang w:val="ru-RU"/>
-        </w:rPr>
-      </w:pPr>
-      <w:r>
-        <w:t xml:space="preserve">    </w:t>
-      </w:r>
-      <w:r>
-        <w:rPr>
-          <w:lang w:val="ru-RU"/>
-        </w:rPr>
-        <w:t>}</w:t>
-      </w:r>
-    </w:p>
-    <w:p>
-      <w:pPr>
-        <w:pStyle w:val="a9"/>
-        <w:rPr>
-          <w:lang w:val="ru-RU"/>
-        </w:rPr>
-      </w:pPr>
-      <w:r>
-        <w:rPr>
-          <w:lang w:val="ru-RU"/>
-        </w:rPr>
-        <w:t xml:space="preserve">    return cnt;</w:t>
-      </w:r>
-    </w:p>
-    <w:p>
-      <w:pPr>
-        <w:pStyle w:val="a9"/>
-        <w:rPr>
-          <w:lang w:val="ru-RU"/>
-        </w:rPr>
-      </w:pPr>
-      <w:r>
-        <w:rPr>
-          <w:lang w:val="ru-RU"/>
-        </w:rPr>
-        <w:t>}</w:t>
-      </w:r>
-    </w:p>
-    <w:p>
-      <w:pPr>
-        <w:pStyle w:val="a9"/>
-        <w:rPr>
-          <w:lang w:val="ru-RU"/>
-        </w:rPr>
-      </w:pPr>
-    </w:p>
-    <w:p>
-      <w:pPr>
-        <w:pStyle w:val="a9"/>
-        <w:rPr>
-          <w:lang w:val="ru-RU"/>
-        </w:rPr>
-      </w:pPr>
-      <w:r>
-        <w:rPr>
-          <w:lang w:val="ru-RU"/>
-        </w:rPr>
-        <w:t>// замер: случайный текст длины n, образец длины m</w:t>
-      </w:r>
-    </w:p>
-    <w:p>
-      <w:pPr>
-        <w:pStyle w:val="a9"/>
-      </w:pPr>
-      <w:r>
-        <w:t>void measure(int n, int m, bool ok) {</w:t>
-      </w:r>
-    </w:p>
-    <w:p>
-      <w:pPr>
-        <w:pStyle w:val="a9"/>
-      </w:pPr>
-      <w:r>
-        <w:t xml:space="preserve">    string t(n, 'a');</w:t>
-      </w:r>
-    </w:p>
-    <w:p>
-      <w:pPr>
-        <w:pStyle w:val="a9"/>
-      </w:pPr>
-      <w:r>
-        <w:t xml:space="preserve">    for (int i = 0; i &lt; n; i++) t[i] = 'a' + rand() % 25;   // </w:t>
-      </w:r>
-      <w:r>
-        <w:rPr>
-          <w:lang w:val="ru-RU"/>
-        </w:rPr>
-        <w:t>без</w:t>
-      </w:r>
-      <w:r>
-        <w:t xml:space="preserve"> </w:t>
-      </w:r>
-      <w:r>
-        <w:rPr>
-          <w:lang w:val="ru-RU"/>
-        </w:rPr>
-        <w:t>буквы</w:t>
-      </w:r>
-      <w:r>
-        <w:t xml:space="preserve"> z</w:t>
-      </w:r>
-    </w:p>
-    <w:p>
-      <w:pPr>
-        <w:pStyle w:val="a9"/>
-      </w:pPr>
-      <w:r>
-        <w:t xml:space="preserve">    string p = ok ? t.substr(n / 2, m) : string(m, 'z');    // </w:t>
-      </w:r>
-      <w:r>
-        <w:rPr>
-          <w:lang w:val="ru-RU"/>
-        </w:rPr>
-        <w:t>из</w:t>
-      </w:r>
-      <w:r>
-        <w:t xml:space="preserve"> </w:t>
-      </w:r>
-      <w:r>
-        <w:rPr>
-          <w:lang w:val="ru-RU"/>
-        </w:rPr>
-        <w:t>текста</w:t>
-      </w:r>
-      <w:r>
-        <w:t xml:space="preserve"> </w:t>
-      </w:r>
-      <w:r>
-        <w:rPr>
-          <w:lang w:val="ru-RU"/>
-        </w:rPr>
-        <w:t>или</w:t>
-      </w:r>
-      <w:r>
-        <w:t xml:space="preserve"> </w:t>
-      </w:r>
-      <w:r>
-        <w:rPr>
-          <w:lang w:val="ru-RU"/>
-        </w:rPr>
-        <w:t>нет</w:t>
-      </w:r>
-    </w:p>
-    <w:p>
-      <w:pPr>
-        <w:pStyle w:val="a9"/>
-      </w:pPr>
-      <w:r>
-        <w:t xml:space="preserve">    cmpCount = 0;</w:t>
-      </w:r>
-    </w:p>
-    <w:p>
-      <w:pPr>
-        <w:pStyle w:val="a9"/>
-      </w:pPr>
-      <w:r>
-        <w:t xml:space="preserve">    int k = horspool(t, p);</w:t>
-      </w:r>
-    </w:p>
-    <w:p>
-      <w:pPr>
-        <w:pStyle w:val="a9"/>
-      </w:pPr>
-      <w:r>
-        <w:t xml:space="preserve">    cout &lt;&lt; n &lt;&lt; "\t" &lt;&lt; m &lt;&lt; "\t" &lt;&lt; (ok ? "</w:t>
-      </w:r>
-      <w:r>
-        <w:rPr>
-          <w:lang w:val="ru-RU"/>
-        </w:rPr>
-        <w:t>успех</w:t>
-      </w:r>
-      <w:r>
-        <w:t>" : "</w:t>
-      </w:r>
-      <w:r>
-        <w:rPr>
-          <w:lang w:val="ru-RU"/>
-        </w:rPr>
-        <w:t>неуспех</w:t>
-      </w:r>
-      <w:r>
-        <w:t>")</w:t>
-      </w:r>
-    </w:p>
-    <w:p>
-      <w:pPr>
-        <w:pStyle w:val="a9"/>
-      </w:pPr>
-      <w:r>
-        <w:t xml:space="preserve">         &lt;&lt; "\t" &lt;&lt; k &lt;&lt; "\t" &lt;&lt; cmpCount &lt;&lt; endl;</w:t>
-      </w:r>
-    </w:p>
-    <w:p>
-      <w:pPr>
-        <w:pStyle w:val="a9"/>
-      </w:pPr>
-      <w:r>
-        <w:t>}</w:t>
-      </w:r>
-    </w:p>
-    <w:p>
-      <w:pPr>
-        <w:pStyle w:val="a9"/>
-      </w:pPr>
-    </w:p>
-    <w:p>
-      <w:pPr>
-        <w:pStyle w:val="a9"/>
-      </w:pPr>
-      <w:r>
         <w:t>int main() {</w:t>
       </w:r>
     </w:p>
@@ -4430,7 +4699,6 @@
         <w:pStyle w:val="a9"/>
       </w:pPr>
       <w:r>
-        <w:lastRenderedPageBreak/>
         <w:t xml:space="preserve">    </w:t>
       </w:r>
       <w:r>
@@ -5132,9 +5400,11 @@
             <w:pPr>
               <w:pStyle w:val="ac"/>
             </w:pPr>
+            <w:proofErr w:type="spellStart"/>
             <w:r>
               <w:t>abracadabra</w:t>
             </w:r>
+            <w:proofErr w:type="spellEnd"/>
           </w:p>
         </w:tc>
         <w:tc>
@@ -5146,9 +5416,27 @@
             <w:pPr>
               <w:pStyle w:val="ac"/>
             </w:pPr>
-            <w:r>
-              <w:t>abra, cad, a, cab</w:t>
-            </w:r>
+            <w:proofErr w:type="spellStart"/>
+            <w:r>
+              <w:t>abra</w:t>
+            </w:r>
+            <w:proofErr w:type="spellEnd"/>
+            <w:r>
+              <w:t xml:space="preserve">, </w:t>
+            </w:r>
+            <w:proofErr w:type="spellStart"/>
+            <w:r>
+              <w:t>cad</w:t>
+            </w:r>
+            <w:proofErr w:type="spellEnd"/>
+            <w:r>
+              <w:t xml:space="preserve">, a, </w:t>
+            </w:r>
+            <w:proofErr w:type="spellStart"/>
+            <w:r>
+              <w:t>cab</w:t>
+            </w:r>
+            <w:proofErr w:type="spellEnd"/>
           </w:p>
         </w:tc>
         <w:tc>
@@ -5190,9 +5478,11 @@
             <w:pPr>
               <w:pStyle w:val="ac"/>
             </w:pPr>
+            <w:proofErr w:type="spellStart"/>
             <w:r>
               <w:t>abracadabra</w:t>
             </w:r>
+            <w:proofErr w:type="spellEnd"/>
           </w:p>
         </w:tc>
         <w:tc>
@@ -5204,9 +5494,11 @@
             <w:pPr>
               <w:pStyle w:val="ac"/>
             </w:pPr>
+            <w:proofErr w:type="spellStart"/>
             <w:r>
               <w:t>abracadabra</w:t>
             </w:r>
+            <w:proofErr w:type="spellEnd"/>
           </w:p>
         </w:tc>
         <w:tc>
@@ -5249,9 +5541,11 @@
             <w:pPr>
               <w:pStyle w:val="ac"/>
             </w:pPr>
+            <w:proofErr w:type="spellStart"/>
             <w:r>
               <w:t>abracadabra</w:t>
             </w:r>
+            <w:proofErr w:type="spellEnd"/>
           </w:p>
         </w:tc>
         <w:tc>
@@ -5263,9 +5557,11 @@
             <w:pPr>
               <w:pStyle w:val="ac"/>
             </w:pPr>
+            <w:proofErr w:type="spellStart"/>
             <w:r>
               <w:t>abracadabrax</w:t>
             </w:r>
+            <w:proofErr w:type="spellEnd"/>
           </w:p>
         </w:tc>
         <w:tc>
@@ -5307,9 +5603,11 @@
             <w:pPr>
               <w:pStyle w:val="ac"/>
             </w:pPr>
+            <w:proofErr w:type="spellStart"/>
             <w:r>
               <w:t>abracadabra</w:t>
             </w:r>
+            <w:proofErr w:type="spellEnd"/>
           </w:p>
         </w:tc>
         <w:tc>
@@ -5365,9 +5663,11 @@
             <w:pPr>
               <w:pStyle w:val="ac"/>
             </w:pPr>
+            <w:proofErr w:type="spellStart"/>
             <w:r>
               <w:t>abracadabra</w:t>
             </w:r>
+            <w:proofErr w:type="spellEnd"/>
           </w:p>
         </w:tc>
         <w:tc>
@@ -5423,9 +5723,11 @@
             <w:pPr>
               <w:pStyle w:val="ac"/>
             </w:pPr>
+            <w:proofErr w:type="spellStart"/>
             <w:r>
               <w:t>abracadabra</w:t>
             </w:r>
+            <w:proofErr w:type="spellEnd"/>
           </w:p>
         </w:tc>
         <w:tc>
@@ -5438,8 +5740,13 @@
               <w:pStyle w:val="ac"/>
             </w:pPr>
             <w:r>
-              <w:t>запрос zzz</w:t>
-            </w:r>
+              <w:t xml:space="preserve">запрос </w:t>
+            </w:r>
+            <w:proofErr w:type="spellStart"/>
+            <w:r>
+              <w:t>zzz</w:t>
+            </w:r>
+            <w:proofErr w:type="spellEnd"/>
           </w:p>
         </w:tc>
         <w:tc>
@@ -5481,9 +5788,11 @@
             <w:pPr>
               <w:pStyle w:val="ac"/>
             </w:pPr>
+            <w:proofErr w:type="spellStart"/>
             <w:r>
               <w:t>aaaaa</w:t>
             </w:r>
+            <w:proofErr w:type="spellEnd"/>
           </w:p>
         </w:tc>
         <w:tc>
@@ -5495,9 +5804,11 @@
             <w:pPr>
               <w:pStyle w:val="ac"/>
             </w:pPr>
+            <w:proofErr w:type="spellStart"/>
             <w:r>
               <w:t>aa</w:t>
             </w:r>
+            <w:proofErr w:type="spellEnd"/>
           </w:p>
         </w:tc>
         <w:tc>
@@ -6517,14 +6828,13 @@
       </w:pPr>
       <w:r>
         <w:rPr>
-          <w:noProof/>
           <w:lang w:eastAsia="ru-RU"/>
         </w:rPr>
         <w:drawing>
-          <wp:inline distT="0" distB="0" distL="0" distR="0" wp14:anchorId="72DAC5F0" wp14:editId="35B7165C">
-            <wp:extent cx="5486400" cy="2944065"/>
-            <wp:effectExtent l="0" t="0" r="0" b="8890"/>
-            <wp:docPr id="5" name="Рисунок 5"/>
+          <wp:inline distT="0" distB="0" distL="0" distR="0" wp14:anchorId="29B0CB7D" wp14:editId="4DB26135">
+            <wp:extent cx="5480680" cy="2948026"/>
+            <wp:effectExtent l="0" t="0" r="6350" b="5080"/>
+            <wp:docPr id="2" name="Рисунок 2"/>
             <wp:cNvGraphicFramePr>
               <a:graphicFrameLocks xmlns:a="http://schemas.openxmlformats.org/drawingml/2006/main" noChangeAspect="1"/>
             </wp:cNvGraphicFramePr>
@@ -6544,7 +6854,7 @@
                   <pic:spPr>
                     <a:xfrm>
                       <a:off x="0" y="0"/>
-                      <a:ext cx="5497869" cy="2950219"/>
+                      <a:ext cx="5493439" cy="2954889"/>
                     </a:xfrm>
                     <a:prstGeom prst="rect">
                       <a:avLst/>
@@ -6635,20 +6945,76 @@
     <w:p>
       <w:pPr>
         <w:rPr>
-          <w:lang w:val="en-US" w:eastAsia="ru-RU"/>
-        </w:rPr>
-      </w:pPr>
-      <w:r>
-        <w:rPr>
-          <w:lang w:eastAsia="ru-RU"/>
-        </w:rPr>
-        <w:t>Также было выполнено разобрано и реализовано поиск образцов алгоритмом Бойера-Мура-Хорспула с хеш-таблицей образцов. На примере вручную подсчитано, что успешный поиск первого вхождения образца cad требует 5 сравнений, а безуспешный поиск образца cab требует 4. Программа выдала те же результаты. Тесты включали коллизию в хеш-таблице, перекрывающиеся вхождения, образец длиннее текста и отсутствующий образец. Замеры на больших текстах показали, что число сравнений растёт линейно с длиной текста и уменьшается с ростом длины образца. Алгоритм Хорспула просматривает не все символы текста. Задачи решены, цель работы достигнута.</w:t>
-      </w:r>
-    </w:p>
-    <w:p>
-      <w:pPr>
-        <w:rPr>
-          <w:lang w:val="en-US" w:eastAsia="ru-RU"/>
+          <w:lang w:eastAsia="ru-RU"/>
+        </w:rPr>
+      </w:pPr>
+      <w:r>
+        <w:rPr>
+          <w:lang w:eastAsia="ru-RU"/>
+        </w:rPr>
+        <w:t>Также было выполнено разобрано и реализовано поиск образцов алгоритмом Бойера-Мура-</w:t>
+      </w:r>
+      <w:proofErr w:type="spellStart"/>
+      <w:r>
+        <w:rPr>
+          <w:lang w:eastAsia="ru-RU"/>
+        </w:rPr>
+        <w:t>Хорспула</w:t>
+      </w:r>
+      <w:proofErr w:type="spellEnd"/>
+      <w:r>
+        <w:rPr>
+          <w:lang w:eastAsia="ru-RU"/>
+        </w:rPr>
+        <w:t xml:space="preserve"> с хеш-таблицей образцов. На примере вручную подсчитано, что успешный поиск первого вхождения образца </w:t>
+      </w:r>
+      <w:proofErr w:type="spellStart"/>
+      <w:r>
+        <w:rPr>
+          <w:lang w:eastAsia="ru-RU"/>
+        </w:rPr>
+        <w:t>cad</w:t>
+      </w:r>
+      <w:proofErr w:type="spellEnd"/>
+      <w:r>
+        <w:rPr>
+          <w:lang w:eastAsia="ru-RU"/>
+        </w:rPr>
+        <w:t xml:space="preserve"> требует 5 сравнений, а безуспешный поиск образца </w:t>
+      </w:r>
+      <w:proofErr w:type="spellStart"/>
+      <w:r>
+        <w:rPr>
+          <w:lang w:eastAsia="ru-RU"/>
+        </w:rPr>
+        <w:t>cab</w:t>
+      </w:r>
+      <w:proofErr w:type="spellEnd"/>
+      <w:r>
+        <w:rPr>
+          <w:lang w:eastAsia="ru-RU"/>
+        </w:rPr>
+        <w:t xml:space="preserve"> требует 4. Программа выдала те же результаты. Тесты включали коллизию в хеш-таблице, перекрывающиеся вхождения, образец длиннее текста и отсутствующий образец. Замеры на больших текстах показали, что число сравнений растёт линейно с длиной текста и уменьшается с ростом длины образца. Алгоритм </w:t>
+      </w:r>
+      <w:proofErr w:type="spellStart"/>
+      <w:r>
+        <w:rPr>
+          <w:lang w:eastAsia="ru-RU"/>
+        </w:rPr>
+        <w:t>Хорспула</w:t>
+      </w:r>
+      <w:proofErr w:type="spellEnd"/>
+      <w:r>
+        <w:rPr>
+          <w:lang w:eastAsia="ru-RU"/>
+        </w:rPr>
+        <w:t xml:space="preserve"> просматривает не все символы текста. Задачи решены, цель работы достигнута.</w:t>
+      </w:r>
+    </w:p>
+    <w:p>
+      <w:pPr>
+        <w:rPr>
+          <w:lang w:eastAsia="ru-RU"/>
         </w:rPr>
       </w:pPr>
     </w:p>
@@ -6733,7 +7099,49 @@
         <w:rPr>
           <w:lang w:eastAsia="ru-RU"/>
         </w:rPr>
-        <w:t xml:space="preserve"> конечная часть. Для строки abc префиксы a, ab, суффиксы c, bc.</w:t>
+        <w:t xml:space="preserve"> конечная часть. Для строки </w:t>
+      </w:r>
+      <w:proofErr w:type="spellStart"/>
+      <w:r>
+        <w:rPr>
+          <w:lang w:eastAsia="ru-RU"/>
+        </w:rPr>
+        <w:t>abc</w:t>
+      </w:r>
+      <w:proofErr w:type="spellEnd"/>
+      <w:r>
+        <w:rPr>
+          <w:lang w:eastAsia="ru-RU"/>
+        </w:rPr>
+        <w:t xml:space="preserve"> префиксы a, </w:t>
+      </w:r>
+      <w:proofErr w:type="spellStart"/>
+      <w:r>
+        <w:rPr>
+          <w:lang w:eastAsia="ru-RU"/>
+        </w:rPr>
+        <w:t>ab</w:t>
+      </w:r>
+      <w:proofErr w:type="spellEnd"/>
+      <w:r>
+        <w:rPr>
+          <w:lang w:eastAsia="ru-RU"/>
+        </w:rPr>
+        <w:t xml:space="preserve">, суффиксы c, </w:t>
+      </w:r>
+      <w:proofErr w:type="spellStart"/>
+      <w:r>
+        <w:rPr>
+          <w:lang w:eastAsia="ru-RU"/>
+        </w:rPr>
+        <w:t>bc</w:t>
+      </w:r>
+      <w:proofErr w:type="spellEnd"/>
+      <w:r>
+        <w:rPr>
+          <w:lang w:eastAsia="ru-RU"/>
+        </w:rPr>
+        <w:t>.</w:t>
       </w:r>
     </w:p>
     <w:p>
@@ -6773,7 +7181,21 @@
         <w:rPr>
           <w:lang w:eastAsia="ru-RU"/>
         </w:rPr>
-        <w:t>Первое направление: уменьшить число проверяемых позиций за счёт предварительной обработки образца и больших сдвигов (Бойер-Мур, КМП). Второе направление: ускорить само сравнение с помощью хешей (Рабин-Карп).</w:t>
+        <w:t xml:space="preserve">Первое направление: уменьшить число проверяемых позиций за счёт предварительной обработки образца и больших сдвигов (Бойер-Мур, КМП). Второе направление: ускорить само сравнение с помощью </w:t>
+      </w:r>
+      <w:proofErr w:type="spellStart"/>
+      <w:r>
+        <w:rPr>
+          <w:lang w:eastAsia="ru-RU"/>
+        </w:rPr>
+        <w:t>хешей</w:t>
+      </w:r>
+      <w:proofErr w:type="spellEnd"/>
+      <w:r>
+        <w:rPr>
+          <w:lang w:eastAsia="ru-RU"/>
+        </w:rPr>
+        <w:t xml:space="preserve"> (Рабин-Карп).</w:t>
       </w:r>
     </w:p>
     <w:p>
@@ -6814,7 +7236,21 @@
         <w:rPr>
           <w:lang w:eastAsia="ru-RU"/>
         </w:rPr>
-        <w:t>m) (с доработками O(n+m)). Память O(m + размер алфавита).</w:t>
+        <w:t>m) (с доработками O(</w:t>
+      </w:r>
+      <w:proofErr w:type="spellStart"/>
+      <w:r>
+        <w:rPr>
+          <w:lang w:eastAsia="ru-RU"/>
+        </w:rPr>
+        <w:t>n+m</w:t>
+      </w:r>
+      <w:proofErr w:type="spellEnd"/>
+      <w:r>
+        <w:rPr>
+          <w:lang w:eastAsia="ru-RU"/>
+        </w:rPr>
+        <w:t>)). Память O(m + размер алфавита).</w:t>
       </w:r>
     </w:p>
     <w:p>
@@ -6856,7 +7292,21 @@
         <w:rPr>
           <w:lang w:eastAsia="ru-RU"/>
         </w:rPr>
-        <w:t>Префикс-функция π[i] - длина наибольшего собственного префикса подстроки s[0..i], который совпадает с её суффиксом. Она показывает, на сколько сдвинуть образец при несовпадении без возврата назад по тексту. Пример для abcabca: 0, 0, 0, 1, 2, 3, 4.</w:t>
+        <w:t xml:space="preserve">Префикс-функция π[i] - длина наибольшего собственного префикса подстроки s[0..i], который совпадает с её суффиксом. Она показывает, на сколько сдвинуть образец при несовпадении без возврата назад по тексту. Пример для </w:t>
+      </w:r>
+      <w:proofErr w:type="spellStart"/>
+      <w:r>
+        <w:rPr>
+          <w:lang w:eastAsia="ru-RU"/>
+        </w:rPr>
+        <w:t>abcabca</w:t>
+      </w:r>
+      <w:proofErr w:type="spellEnd"/>
+      <w:r>
+        <w:rPr>
+          <w:lang w:eastAsia="ru-RU"/>
+        </w:rPr>
+        <w:t>: 0, 0, 0, 1, 2, 3, 4.</w:t>
       </w:r>
     </w:p>
     <w:p>
@@ -6870,7 +7320,35 @@
         <w:rPr>
           <w:lang w:eastAsia="ru-RU"/>
         </w:rPr>
-        <w:t>Для КМП лучше: текст из одних a и образец aaabaaa. Метод Хорспула сдвигает окно на 1 и делает около 4 сравнений на позицию, а КМП не возвращается по тексту. Для Бойера-Мура лучше: текст из одних c. Последний символ окна не встречается в образце, сдвиг равен 7 при одном сравнении, а КМП читает каждый символ текста.</w:t>
+        <w:t xml:space="preserve">Для КМП лучше: текст из одних a и образец </w:t>
+      </w:r>
+      <w:proofErr w:type="spellStart"/>
+      <w:r>
+        <w:rPr>
+          <w:lang w:eastAsia="ru-RU"/>
+        </w:rPr>
+        <w:t>aaabaaa</w:t>
+      </w:r>
+      <w:proofErr w:type="spellEnd"/>
+      <w:r>
+        <w:rPr>
+          <w:lang w:eastAsia="ru-RU"/>
+        </w:rPr>
+        <w:t xml:space="preserve">. Метод </w:t>
+      </w:r>
+      <w:proofErr w:type="spellStart"/>
+      <w:r>
+        <w:rPr>
+          <w:lang w:eastAsia="ru-RU"/>
+        </w:rPr>
+        <w:t>Хорспула</w:t>
+      </w:r>
+      <w:proofErr w:type="spellEnd"/>
+      <w:r>
+        <w:rPr>
+          <w:lang w:eastAsia="ru-RU"/>
+        </w:rPr>
+        <w:t xml:space="preserve"> сдвигает окно на 1 и делает около 4 сравнений на позицию, а КМП не возвращается по тексту. Для Бойера-Мура лучше: текст из одних c. Последний символ окна не встречается в образце, сдвиг равен 7 при одном сравнении, а КМП читает каждый символ текста.</w:t>
       </w:r>
     </w:p>
     <w:p>
@@ -6884,7 +7362,63 @@
         <w:rPr>
           <w:lang w:eastAsia="ru-RU"/>
         </w:rPr>
-        <w:t>Считается хеш образца и хеши окон текста. Хеш следующего окна пересчитывается за O(1) из хеша предыдущего. Только при совпадении хешей символы сравниваются напрямую.</w:t>
+        <w:t xml:space="preserve">Считается </w:t>
+      </w:r>
+      <w:proofErr w:type="spellStart"/>
+      <w:r>
+        <w:rPr>
+          <w:lang w:eastAsia="ru-RU"/>
+        </w:rPr>
+        <w:t>хеш</w:t>
+      </w:r>
+      <w:proofErr w:type="spellEnd"/>
+      <w:r>
+        <w:rPr>
+          <w:lang w:eastAsia="ru-RU"/>
+        </w:rPr>
+        <w:t xml:space="preserve"> образца и </w:t>
+      </w:r>
+      <w:proofErr w:type="spellStart"/>
+      <w:r>
+        <w:rPr>
+          <w:lang w:eastAsia="ru-RU"/>
+        </w:rPr>
+        <w:t>хеши</w:t>
+      </w:r>
+      <w:proofErr w:type="spellEnd"/>
+      <w:r>
+        <w:rPr>
+          <w:lang w:eastAsia="ru-RU"/>
+        </w:rPr>
+        <w:t xml:space="preserve"> окон текста. Хеш следующего окна пересчитывается за O(1) из </w:t>
+      </w:r>
+      <w:proofErr w:type="spellStart"/>
+      <w:r>
+        <w:rPr>
+          <w:lang w:eastAsia="ru-RU"/>
+        </w:rPr>
+        <w:t>хеша</w:t>
+      </w:r>
+      <w:proofErr w:type="spellEnd"/>
+      <w:r>
+        <w:rPr>
+          <w:lang w:eastAsia="ru-RU"/>
+        </w:rPr>
+        <w:t xml:space="preserve"> предыдущего. Только при совпадении </w:t>
+      </w:r>
+      <w:proofErr w:type="spellStart"/>
+      <w:r>
+        <w:rPr>
+          <w:lang w:eastAsia="ru-RU"/>
+        </w:rPr>
+        <w:t>хешей</w:t>
+      </w:r>
+      <w:proofErr w:type="spellEnd"/>
+      <w:r>
+        <w:rPr>
+          <w:lang w:eastAsia="ru-RU"/>
+        </w:rPr>
+        <w:t xml:space="preserve"> символы сравниваются напрямую.</w:t>
       </w:r>
     </w:p>
     <w:p>
@@ -6898,7 +7432,21 @@
         <w:rPr>
           <w:lang w:eastAsia="ru-RU"/>
         </w:rPr>
-        <w:t>В среднем и лучшем случае O(n+m). В худшем случае (много коллизий) O(n</w:t>
+        <w:t>В среднем и лучшем случае O(</w:t>
+      </w:r>
+      <w:proofErr w:type="spellStart"/>
+      <w:r>
+        <w:rPr>
+          <w:lang w:eastAsia="ru-RU"/>
+        </w:rPr>
+        <w:t>n+m</w:t>
+      </w:r>
+      <w:proofErr w:type="spellEnd"/>
+      <w:r>
+        <w:rPr>
+          <w:lang w:eastAsia="ru-RU"/>
+        </w:rPr>
+        <w:t>). В худшем случае (много коллизий) O(n</w:t>
       </w:r>
       <w:r>
         <w:rPr>
@@ -6924,7 +7472,35 @@
         <w:rPr>
           <w:lang w:eastAsia="ru-RU"/>
         </w:rPr>
-        <w:t xml:space="preserve">Алгоритм Ахо-Корасик ищет сразу много образцов за один проход по тексту. Из образцов строится бор (префиксное дерево) с суффиксными ссылками, то есть конечный автомат. Время O(n + M + z), где M </w:t>
+        <w:t xml:space="preserve">Алгоритм </w:t>
+      </w:r>
+      <w:proofErr w:type="spellStart"/>
+      <w:r>
+        <w:rPr>
+          <w:lang w:eastAsia="ru-RU"/>
+        </w:rPr>
+        <w:t>Ахо-Корасик</w:t>
+      </w:r>
+      <w:proofErr w:type="spellEnd"/>
+      <w:r>
+        <w:rPr>
+          <w:lang w:eastAsia="ru-RU"/>
+        </w:rPr>
+        <w:t xml:space="preserve"> ищет сразу много образцов за один проход по тексту. Из образцов строится бор (префиксное дерево) с </w:t>
+      </w:r>
+      <w:proofErr w:type="spellStart"/>
+      <w:r>
+        <w:rPr>
+          <w:lang w:eastAsia="ru-RU"/>
+        </w:rPr>
+        <w:t>суффиксными</w:t>
+      </w:r>
+      <w:proofErr w:type="spellEnd"/>
+      <w:r>
+        <w:rPr>
+          <w:lang w:eastAsia="ru-RU"/>
+        </w:rPr>
+        <w:t xml:space="preserve"> ссылками, то есть конечный автомат. Время O(n + M + z), где M </w:t>
       </w:r>
       <w:r>
         <w:rPr>
@@ -6942,7 +7518,19 @@
         <w:rPr>
           <w:lang w:eastAsia="ru-RU"/>
         </w:rPr>
-        <w:t>суммарная длина образцов, z - число вхождений. Память O(M·алфавит).</w:t>
+        <w:t>суммарная длина образцов, z - число вхождений. Память O(M</w:t>
+      </w:r>
+      <w:r>
+        <w:rPr>
+          <w:lang w:val="en-US" w:eastAsia="ru-RU"/>
+        </w:rPr>
+        <w:t>*</w:t>
+      </w:r>
+      <w:r>
+        <w:rPr>
+          <w:lang w:eastAsia="ru-RU"/>
+        </w:rPr>
+        <w:t>алфавит).</w:t>
       </w:r>
     </w:p>
     <w:p>
@@ -6986,7 +7574,35 @@
         <w:rPr>
           <w:lang w:eastAsia="ru-RU"/>
         </w:rPr>
-        <w:t>1. Бхаргава А. Грокаем алгоритмы. Иллюстрированное пособие для программистов и любопытствующих, 2017. – С. 100-126</w:t>
+        <w:t xml:space="preserve">1. </w:t>
+      </w:r>
+      <w:proofErr w:type="spellStart"/>
+      <w:r>
+        <w:rPr>
+          <w:lang w:eastAsia="ru-RU"/>
+        </w:rPr>
+        <w:t>Бхаргава</w:t>
+      </w:r>
+      <w:proofErr w:type="spellEnd"/>
+      <w:r>
+        <w:rPr>
+          <w:lang w:eastAsia="ru-RU"/>
+        </w:rPr>
+        <w:t xml:space="preserve"> А. </w:t>
+      </w:r>
+      <w:proofErr w:type="spellStart"/>
+      <w:r>
+        <w:rPr>
+          <w:lang w:eastAsia="ru-RU"/>
+        </w:rPr>
+        <w:t>Грокаем</w:t>
+      </w:r>
+      <w:proofErr w:type="spellEnd"/>
+      <w:r>
+        <w:rPr>
+          <w:lang w:eastAsia="ru-RU"/>
+        </w:rPr>
+        <w:t xml:space="preserve"> алгоритмы. Иллюстрированное пособие для программистов и любопытствующих, 2017. – С. 100-126</w:t>
       </w:r>
       <w:r>
         <w:rPr>
@@ -7047,7 +7663,21 @@
         <w:rPr>
           <w:lang w:eastAsia="ru-RU"/>
         </w:rPr>
-        <w:t>2. Кормен Т.Х. и др. Алгоритмы. Построение и анализ, 2013. – С. 285-318</w:t>
+        <w:t xml:space="preserve">2. </w:t>
+      </w:r>
+      <w:proofErr w:type="spellStart"/>
+      <w:r>
+        <w:rPr>
+          <w:lang w:eastAsia="ru-RU"/>
+        </w:rPr>
+        <w:t>Кормен</w:t>
+      </w:r>
+      <w:proofErr w:type="spellEnd"/>
+      <w:r>
+        <w:rPr>
+          <w:lang w:eastAsia="ru-RU"/>
+        </w:rPr>
+        <w:t xml:space="preserve"> Т.Х. и др. Алгоритмы. Построение и анализ, 2013. – С. 285-318</w:t>
       </w:r>
       <w:r>
         <w:rPr>
